--- a/review/Strategy_Recommender_Verification_Log.docx
+++ b/review/Strategy_Recommender_Verification_Log.docx
@@ -307,7 +307,7 @@
             </w:pPr>
             <w:sdt>
               <w:sdtPr>
-                <w:id w:val="2101619289"/>
+                <w:id w:val="-943810753"/>
                 <w:tag w:val="goog_rdk_0"/>
               </w:sdtPr>
               <w:sdtContent>
@@ -361,42 +361,42 @@
                 <w:szCs w:val="20"/>
                 <w:rtl w:val="0"/>
               </w:rPr>
-              <w:t>Players</w:t>
-            </w:r>
-            <w:r>
-              <w:rPr>
-                <w:rtl w:val="0"/>
-              </w:rPr>
-            </w:r>
-          </w:p>
-        </w:tc>
-        <w:tc>
-          <w:tcPr>
-            <w:tcBorders>
-              <w:top w:color="bbbbbb" w:space="0" w:sz="4" w:val="single"/>
-              <w:left w:color="bbbbbb" w:space="0" w:sz="4" w:val="single"/>
-              <w:bottom w:color="bbbbbb" w:space="0" w:sz="4" w:val="single"/>
-              <w:right w:color="bbbbbb" w:space="0" w:sz="4" w:val="single"/>
-            </w:tcBorders>
-            <w:tcMar>
-              <w:top w:w="60.0" w:type="dxa"/>
-              <w:left w:w="100.0" w:type="dxa"/>
-              <w:bottom w:w="60.0" w:type="dxa"/>
-              <w:right w:w="100.0" w:type="dxa"/>
-            </w:tcMar>
-          </w:tcPr>
-          <w:p>
-            <w:pPr>
-              <w:spacing w:after="0" w:line="240" w:lineRule="auto"/>
-              <w:rPr/>
-            </w:pPr>
-            <w:r>
-              <w:rPr>
-                <w:sz w:val="20"/>
-                <w:szCs w:val="20"/>
-                <w:rtl w:val="0"/>
-              </w:rPr>
-              <w:t>9,098</w:t>
+              <w:t xml:space="preserve">Players</w:t>
+            </w:r>
+            <w:r>
+              <w:rPr>
+                <w:rtl w:val="0"/>
+              </w:rPr>
+            </w:r>
+          </w:p>
+        </w:tc>
+        <w:tc>
+          <w:tcPr>
+            <w:tcBorders>
+              <w:top w:color="bbbbbb" w:space="0" w:sz="4" w:val="single"/>
+              <w:left w:color="bbbbbb" w:space="0" w:sz="4" w:val="single"/>
+              <w:bottom w:color="bbbbbb" w:space="0" w:sz="4" w:val="single"/>
+              <w:right w:color="bbbbbb" w:space="0" w:sz="4" w:val="single"/>
+            </w:tcBorders>
+            <w:tcMar>
+              <w:top w:w="60.0" w:type="dxa"/>
+              <w:left w:w="100.0" w:type="dxa"/>
+              <w:bottom w:w="60.0" w:type="dxa"/>
+              <w:right w:w="100.0" w:type="dxa"/>
+            </w:tcMar>
+          </w:tcPr>
+          <w:p>
+            <w:pPr>
+              <w:spacing w:after="0" w:line="240" w:lineRule="auto"/>
+              <w:rPr/>
+            </w:pPr>
+            <w:r>
+              <w:rPr>
+                <w:sz w:val="20"/>
+                <w:szCs w:val="20"/>
+                <w:rtl w:val="0"/>
+              </w:rPr>
+              <w:t xml:space="preserve">9,098</w:t>
             </w:r>
             <w:r>
               <w:rPr>
@@ -472,42 +472,42 @@
                 <w:szCs w:val="20"/>
                 <w:rtl w:val="0"/>
               </w:rPr>
-              <w:t>Games</w:t>
-            </w:r>
-            <w:r>
-              <w:rPr>
-                <w:rtl w:val="0"/>
-              </w:rPr>
-            </w:r>
-          </w:p>
-        </w:tc>
-        <w:tc>
-          <w:tcPr>
-            <w:tcBorders>
-              <w:top w:color="bbbbbb" w:space="0" w:sz="4" w:val="single"/>
-              <w:left w:color="bbbbbb" w:space="0" w:sz="4" w:val="single"/>
-              <w:bottom w:color="bbbbbb" w:space="0" w:sz="4" w:val="single"/>
-              <w:right w:color="bbbbbb" w:space="0" w:sz="4" w:val="single"/>
-            </w:tcBorders>
-            <w:tcMar>
-              <w:top w:w="60.0" w:type="dxa"/>
-              <w:left w:w="100.0" w:type="dxa"/>
-              <w:bottom w:w="60.0" w:type="dxa"/>
-              <w:right w:w="100.0" w:type="dxa"/>
-            </w:tcMar>
-          </w:tcPr>
-          <w:p>
-            <w:pPr>
-              <w:spacing w:after="0" w:line="240" w:lineRule="auto"/>
-              <w:rPr/>
-            </w:pPr>
-            <w:r>
-              <w:rPr>
-                <w:sz w:val="20"/>
-                <w:szCs w:val="20"/>
-                <w:rtl w:val="0"/>
-              </w:rPr>
-              <w:t>35,728</w:t>
+              <w:t xml:space="preserve">Games</w:t>
+            </w:r>
+            <w:r>
+              <w:rPr>
+                <w:rtl w:val="0"/>
+              </w:rPr>
+            </w:r>
+          </w:p>
+        </w:tc>
+        <w:tc>
+          <w:tcPr>
+            <w:tcBorders>
+              <w:top w:color="bbbbbb" w:space="0" w:sz="4" w:val="single"/>
+              <w:left w:color="bbbbbb" w:space="0" w:sz="4" w:val="single"/>
+              <w:bottom w:color="bbbbbb" w:space="0" w:sz="4" w:val="single"/>
+              <w:right w:color="bbbbbb" w:space="0" w:sz="4" w:val="single"/>
+            </w:tcBorders>
+            <w:tcMar>
+              <w:top w:w="60.0" w:type="dxa"/>
+              <w:left w:w="100.0" w:type="dxa"/>
+              <w:bottom w:w="60.0" w:type="dxa"/>
+              <w:right w:w="100.0" w:type="dxa"/>
+            </w:tcMar>
+          </w:tcPr>
+          <w:p>
+            <w:pPr>
+              <w:spacing w:after="0" w:line="240" w:lineRule="auto"/>
+              <w:rPr/>
+            </w:pPr>
+            <w:r>
+              <w:rPr>
+                <w:sz w:val="20"/>
+                <w:szCs w:val="20"/>
+                <w:rtl w:val="0"/>
+              </w:rPr>
+              <w:t xml:space="preserve">35,728</w:t>
             </w:r>
             <w:r>
               <w:rPr>
@@ -1062,42 +1062,42 @@
                 <w:szCs w:val="20"/>
                 <w:rtl w:val="0"/>
               </w:rPr>
-              <w:t xml:space="preserve">December 2025</w:t>
-            </w:r>
-            <w:r>
-              <w:rPr>
-                <w:rtl w:val="0"/>
-              </w:rPr>
-            </w:r>
-          </w:p>
-        </w:tc>
-        <w:tc>
-          <w:tcPr>
-            <w:tcBorders>
-              <w:top w:color="bbbbbb" w:space="0" w:sz="4" w:val="single"/>
-              <w:left w:color="bbbbbb" w:space="0" w:sz="4" w:val="single"/>
-              <w:bottom w:color="bbbbbb" w:space="0" w:sz="4" w:val="single"/>
-              <w:right w:color="bbbbbb" w:space="0" w:sz="4" w:val="single"/>
-            </w:tcBorders>
-            <w:tcMar>
-              <w:top w:w="60.0" w:type="dxa"/>
-              <w:left w:w="100.0" w:type="dxa"/>
-              <w:bottom w:w="60.0" w:type="dxa"/>
-              <w:right w:w="100.0" w:type="dxa"/>
-            </w:tcMar>
-          </w:tcPr>
-          <w:p>
-            <w:pPr>
-              <w:spacing w:after="0" w:line="240" w:lineRule="auto"/>
-              <w:rPr/>
-            </w:pPr>
-            <w:r>
-              <w:rPr>
-                <w:sz w:val="20"/>
-                <w:szCs w:val="20"/>
-                <w:rtl w:val="0"/>
-              </w:rPr>
-              <w:t xml:space="preserve">chess.db tournaments.start_date, min 06.12.2025 max 31.12.2025</w:t>
+              <w:t>December 2024 – December 2025</w:t>
+            </w:r>
+            <w:r>
+              <w:rPr>
+                <w:rtl w:val="0"/>
+              </w:rPr>
+            </w:r>
+          </w:p>
+        </w:tc>
+        <w:tc>
+          <w:tcPr>
+            <w:tcBorders>
+              <w:top w:color="bbbbbb" w:space="0" w:sz="4" w:val="single"/>
+              <w:left w:color="bbbbbb" w:space="0" w:sz="4" w:val="single"/>
+              <w:bottom w:color="bbbbbb" w:space="0" w:sz="4" w:val="single"/>
+              <w:right w:color="bbbbbb" w:space="0" w:sz="4" w:val="single"/>
+            </w:tcBorders>
+            <w:tcMar>
+              <w:top w:w="60.0" w:type="dxa"/>
+              <w:left w:w="100.0" w:type="dxa"/>
+              <w:bottom w:w="60.0" w:type="dxa"/>
+              <w:right w:w="100.0" w:type="dxa"/>
+            </w:tcMar>
+          </w:tcPr>
+          <w:p>
+            <w:pPr>
+              <w:spacing w:after="0" w:line="240" w:lineRule="auto"/>
+              <w:rPr/>
+            </w:pPr>
+            <w:r>
+              <w:rPr>
+                <w:sz w:val="20"/>
+                <w:szCs w:val="20"/>
+                <w:rtl w:val="0"/>
+              </w:rPr>
+              <w:t>chess.db tournaments.start_date, calendar min 07.12.2024 max 31.12.2025 (72 tournaments in 2024, 78 in 2025); string MIN was reported as 06.12.2025 due to lexicographic DD.MM.YYYY ordering</w:t>
             </w:r>
             <w:r>
               <w:rPr>
@@ -1173,7 +1173,7 @@
                 <w:szCs w:val="20"/>
                 <w:rtl w:val="0"/>
               </w:rPr>
-              <w:t>IND, GER, ARG, TUR, ESP, GBR</w:t>
+              <w:t xml:space="preserve">IND, GER, ARG, TUR, ESP, GBR</w:t>
             </w:r>
             <w:r>
               <w:rPr>
@@ -1901,7 +1901,7 @@
             </w:pPr>
             <w:sdt>
               <w:sdtPr>
-                <w:id w:val="354933531"/>
+                <w:id w:val="1275985589"/>
                 <w:tag w:val="goog_rdk_1"/>
               </w:sdtPr>
               <w:sdtContent>
@@ -3201,7 +3201,21 @@
                 <w:szCs w:val="20"/>
                 <w:rtl w:val="0"/>
               </w:rPr>
-              <w:t xml:space="preserve">+50.3 Elo points</w:t>
+              <w:t xml:space="preserve">+50.</w:t>
+            </w:r>
+            <w:r>
+              <w:rPr>
+                <w:rtl w:val="0"/>
+              </w:rPr>
+              <w:t xml:space="preserve">4</w:t>
+            </w:r>
+            <w:r>
+              <w:rPr>
+                <w:sz w:val="20"/>
+                <w:szCs w:val="20"/>
+                <w:rtl w:val="0"/>
+              </w:rPr>
+              <w:t xml:space="preserve"> Elo points</w:t>
             </w:r>
             <w:r>
               <w:rPr>
@@ -3308,7 +3322,7 @@
             </w:pPr>
             <w:sdt>
               <w:sdtPr>
-                <w:id w:val="-1464531474"/>
+                <w:id w:val="-1530079930"/>
                 <w:tag w:val="goog_rdk_2"/>
               </w:sdtPr>
               <w:sdtContent>
@@ -3463,7 +3477,7 @@
             </w:pPr>
             <w:sdt>
               <w:sdtPr>
-                <w:id w:val="539474556"/>
+                <w:id w:val="838330540"/>
                 <w:tag w:val="goog_rdk_3"/>
               </w:sdtPr>
               <w:sdtContent>
@@ -5123,7 +5137,7 @@
             </w:pPr>
             <w:sdt>
               <w:sdtPr>
-                <w:id w:val="-1683587853"/>
+                <w:id w:val="630077806"/>
                 <w:tag w:val="goog_rdk_4"/>
               </w:sdtPr>
               <w:sdtContent>
@@ -6273,7 +6287,7 @@
             </w:pPr>
             <w:sdt>
               <w:sdtPr>
-                <w:id w:val="685312674"/>
+                <w:id w:val="-2113013726"/>
                 <w:tag w:val="goog_rdk_5"/>
               </w:sdtPr>
               <w:sdtContent>
@@ -6751,7 +6765,7 @@
             </w:pPr>
             <w:sdt>
               <w:sdtPr>
-                <w:id w:val="-283336297"/>
+                <w:id w:val="-568299392"/>
                 <w:tag w:val="goog_rdk_6"/>
               </w:sdtPr>
               <w:sdtContent>
@@ -7058,7 +7072,7 @@
             </w:pPr>
             <w:sdt>
               <w:sdtPr>
-                <w:id w:val="1866910864"/>
+                <w:id w:val="-1900418946"/>
                 <w:tag w:val="goog_rdk_7"/>
               </w:sdtPr>
               <w:sdtContent>
@@ -7178,7 +7192,7 @@
             </w:pPr>
             <w:sdt>
               <w:sdtPr>
-                <w:id w:val="-1023824296"/>
+                <w:id w:val="-1439601244"/>
                 <w:tag w:val="goog_rdk_8"/>
               </w:sdtPr>
               <w:sdtContent>
@@ -8510,7 +8524,7 @@
 
 <file path=customXML/item1.xml><?xml version="1.0" encoding="utf-8"?>
 <go:gDocsCustomXmlDataStorage xmlns:go="http://customooxmlschemas.google.com/" xmlns:r="http://schemas.openxmlformats.org/officeDocument/2006/relationships" uri="GoogleDocsCustomDataVersion2">
-  <go:docsCustomData xmlns:go="http://customooxmlschemas.google.com/" roundtripDataSignature="AMtx7mi3/HDT639nLP3AvyFZe0SjAYkpXA==">CgMxLjAaEgoBMBINCgsIB0IHEgVDYXJkbxoUCgExEg8KDQgHQgkSB0d1bmdzdWgaFAoBMhIPCg0IB0IJEgdHdW5nc3VoGhQKATMSDwoNCAdCCRIHR3VuZ3N1aBoUCgE0Eg8KDQgHQgkSB0d1bmdzdWgaEgoBNRINCgsIB0IHEgVDYXJkbxodCgE2EhgKFggHQhISEEFyaWFsIFVuaWNvZGUgTVMaFAoBNxIPCg0IB0IJEgdHdW5nc3VoGhIKATgSDQoLCAdCBxIFQ2FyZG84AHIhMUJkSm9nY0V6RGVzOEV6czQwdHNQdnVrdU92UTR6SWlO</go:docsCustomData>
+  <go:docsCustomData xmlns:go="http://customooxmlschemas.google.com/" roundtripDataSignature="AMtx7mghQgHYE9dQrd+Hjnkit9KtD3106w==">CgMxLjAaEgoBMBINCgsIB0IHEgVDYXJkbxoUCgExEg8KDQgHQgkSB0d1bmdzdWgaFAoBMhIPCg0IB0IJEgdHdW5nc3VoGhQKATMSDwoNCAdCCRIHR3VuZ3N1aBoUCgE0Eg8KDQgHQgkSB0d1bmdzdWgaEgoBNRINCgsIB0IHEgVDYXJkbxodCgE2EhgKFggHQhISEEFyaWFsIFVuaWNvZGUgTVMaFAoBNxIPCg0IB0IJEgdHdW5nc3VoGhIKATgSDQoLCAdCBxIFQ2FyZG84AHIhMVozR1dQbElYNk5TZ1N1N3kwV28wUzRFdGdKaExTRS02</go:docsCustomData>
 </go:gDocsCustomXmlDataStorage>
 </file>
 
